--- a/Classwork_ALevel_20261009.docx
+++ b/Classwork_ALevel_20261009.docx
@@ -462,6 +462,7 @@
                 <w:lang w:val="en-US" w:eastAsia="en-US" w:bidi="ar-SA"/>
               </w:rPr>
             </w:pPr>
+            <w:commentRangeStart w:id="1"/>
             <w:r>
               <w:rPr>
                 <w:rFonts w:eastAsia="ＭＳ 明朝" w:cs="" w:ascii="Consolas;Courier New;monospace" w:hAnsi="Consolas;Courier New;monospace"/>
@@ -513,6 +514,13 @@
                 <w:lang w:val="en-US" w:eastAsia="en-US" w:bidi="ar-SA"/>
               </w:rPr>
               <w:t>:</w:t>
+            </w:r>
+            <w:commentRangeEnd w:id="1"/>
+            <w:r>
+              <w:rPr>
+                <w:rStyle w:val="CommentReference"/>
+              </w:rPr>
+              <w:commentReference w:id="1"/>
             </w:r>
           </w:p>
           <w:p>
@@ -925,6 +933,7 @@
                 <w:lang w:val="en-US" w:eastAsia="en-US" w:bidi="ar-SA"/>
               </w:rPr>
             </w:pPr>
+            <w:commentRangeStart w:id="2"/>
             <w:r>
               <w:rPr>
                 <w:rFonts w:eastAsia="ＭＳ 明朝" w:cs=""/>
@@ -1013,6 +1022,13 @@
                 <w:lang w:val="en-US" w:eastAsia="en-US" w:bidi="ar-SA"/>
               </w:rPr>
               <w:t>):</w:t>
+            </w:r>
+            <w:commentRangeEnd w:id="2"/>
+            <w:r>
+              <w:rPr>
+                <w:rStyle w:val="CommentReference"/>
+              </w:rPr>
+              <w:commentReference w:id="2"/>
             </w:r>
           </w:p>
           <w:p>
@@ -2758,6 +2774,7 @@
                 <w:shd w:fill="1F1F1F" w:val="clear"/>
               </w:rPr>
             </w:pPr>
+            <w:commentRangeStart w:id="3"/>
             <w:r>
               <w:rPr>
                 <w:color w:val="CCCCCC"/>
@@ -2904,6 +2921,13 @@
                 <w:shd w:fill="1F1F1F" w:val="clear"/>
               </w:rPr>
               <w:t>):</w:t>
+            </w:r>
+            <w:commentRangeEnd w:id="3"/>
+            <w:r>
+              <w:rPr>
+                <w:rStyle w:val="CommentReference"/>
+              </w:rPr>
+              <w:commentReference w:id="3"/>
             </w:r>
           </w:p>
           <w:p>
@@ -5970,6 +5994,7 @@
                 <w:lang w:val="en-US" w:eastAsia="en-US" w:bidi="ar-SA"/>
               </w:rPr>
             </w:pPr>
+            <w:commentRangeStart w:id="4"/>
             <w:r>
               <w:rPr>
                 <w:rFonts w:eastAsia="ＭＳ 明朝" w:cs="" w:ascii="Consolas;Courier New;monospace" w:hAnsi="Consolas;Courier New;monospace"/>
@@ -6047,6 +6072,13 @@
                 <w:lang w:val="en-US" w:eastAsia="en-US" w:bidi="ar-SA"/>
               </w:rPr>
               <w:t>)</w:t>
+            </w:r>
+            <w:commentRangeEnd w:id="4"/>
+            <w:r>
+              <w:rPr>
+                <w:rStyle w:val="CommentReference"/>
+              </w:rPr>
+              <w:commentReference w:id="4"/>
             </w:r>
           </w:p>
           <w:p>
@@ -6753,6 +6785,39 @@
     </w:sectPr>
   </w:body>
 </w:document>
+</file>
+
+<file path=word/comments.xml><?xml version="1.0" encoding="utf-8"?>
+<w:comments xmlns:w="http://schemas.openxmlformats.org/wordprocessingml/2006/main">
+  <w:comment w:id="1" w:author="Teacher" w:date="2026-10-09T20:00:00Z" w:initials="T">
+    <w:p>
+      <w:r>
+        <w:t xml:space="preserve">12/13 - The class declaration and its constructor are correct. One mark is lost because the members' types and access are not annotated: for Python answers you must show that each attribute is private and give its data type, for example `self.__TrainIDNumber = pNumber   # string`. The annotation must be on the member line itself - writing the type on the constructor parameter is not enough. (-1)</w:t>
+      </w:r>
+    </w:p>
+  </w:comment>
+  <w:comment w:id="2" w:author="Teacher" w:date="2026-10-09T20:00:00Z" w:initials="T">
+    <w:p>
+      <w:r>
+        <w:t xml:space="preserve">10/10 - Full marks. Both get methods are correct. One point to watch in the exam: the class description names the method GetTrainIDNumber(), and you have written GetTrainNumber(). Your own code is consistent so it runs correctly here, but you should use the method name exactly as it is given in the question.</w:t>
+      </w:r>
+    </w:p>
+  </w:comment>
+  <w:comment w:id="3" w:author="Teacher" w:date="2026-10-09T20:00:00Z" w:initials="T">
+    <w:p>
+      <w:r>
+        <w:t xml:space="preserve">5/10 - The class header and the four private attributes are correct, and your constructor does assign its parameters to the attributes. Three things lose marks. (1) The members' types and access are not annotated - for Python answers show the data type and that they are private, for example `self.__StationID = pID   # string`. (2) The constructor should take TWO parameters (StationID and NumberPlatforms) - yours takes four. (3) The constructor should initialise the array Trains and NumberTrains itself: the class description says 'Constructor() initialises StationID and NumberPlatforms, an empty array of Trains and NumberTrains to 0'. As written the caller has to supply the empty array and the 0. (-5)</w:t>
+      </w:r>
+    </w:p>
+  </w:comment>
+  <w:comment w:id="4" w:author="Teacher" w:date="2026-10-09T20:00:00Z" w:initials="T">
+    <w:p>
+      <w:r>
+        <w:t xml:space="preserve">10/13 - The four AddTrain() calls are all correct and in the right order, and both GetTrains() results are output (7 marks). Three marks are lost because 'Station is full' is printed unconditionally: the question asks you to output it only 'for any train where the RETURN VALUE indicates it cannot be added'. Store the return value in a variable and test it. Your output happens to be right for this data, but the logic would print 'Station is full' even when every train had been added successfully. (-3)</w:t>
+      </w:r>
+    </w:p>
+  </w:comment>
+</w:comments>
 </file>
 
 <file path=word/header1.xml><?xml version="1.0" encoding="utf-8"?>
